--- a/documentos/CadastroDeEventos.docx
+++ b/documentos/CadastroDeEventos.docx
@@ -3124,6 +3124,49 @@
     </w:p>
     <w:p>
       <w:pPr>
+        <w:jc w:val="center"/>
+      </w:pPr>
+      <w:r>
+        <w:drawing>
+          <wp:inline distT="0" distB="0" distL="0" distR="0">
+            <wp:extent cx="5852160" cy="6391656"/>
+            <wp:effectExtent l="0" t="0" r="0" b="0"/>
+            <wp:docPr id="101" name="Eventos — filtros e lista"/>
+            <wp:cNvGraphicFramePr>
+              <a:graphicFrameLocks xmlns:a="http://schemas.openxmlformats.org/drawingml/2006/main" noChangeAspect="1"/>
+            </wp:cNvGraphicFramePr>
+            <a:graphic xmlns:a="http://schemas.openxmlformats.org/drawingml/2006/main">
+              <a:graphicData uri="http://schemas.openxmlformats.org/drawingml/2006/picture">
+                <pic:pic xmlns:pic="http://schemas.openxmlformats.org/drawingml/2006/picture">
+                  <pic:nvPicPr>
+                    <pic:cNvPr id="101" name="Eventos — filtros e lista"/>
+                    <pic:cNvPicPr/>
+                  </pic:nvPicPr>
+                  <pic:blipFill>
+                    <a:blip r:embed="rId21"/>
+                    <a:stretch>
+                      <a:fillRect/>
+                    </a:stretch>
+                  </pic:blipFill>
+                  <pic:spPr>
+                    <a:xfrm>
+                      <a:off x="0" y="0"/>
+                      <a:ext cx="5852160" cy="6391656"/>
+                    </a:xfrm>
+                    <a:prstGeom prst="rect">
+                      <a:avLst/>
+                    </a:prstGeom>
+                  </pic:spPr>
+                </pic:pic>
+              </a:graphicData>
+            </a:graphic>
+          </wp:inline>
+        </w:drawing>
+      </w:r>
+    </w:p>
+    <w:p>
+      <w:pPr>
+        <w:jc w:val="center"/>
         <w:rPr>
           <w:i/>
           <w:iCs/>
@@ -3138,7 +3181,26 @@
           <w:sz w:val="18"/>
           <w:szCs w:val="18"/>
         </w:rPr>
-        <w:t xml:space="preserve">Sem protótipo de tela para esta funcionalidade. Campos da funcionalidade:</w:t>
+        <w:t xml:space="preserve">Eventos — filtros e lista</w:t>
+      </w:r>
+    </w:p>
+    <w:p>
+      <w:pPr>
+        <w:rPr>
+          <w:i/>
+          <w:iCs/>
+          <w:sz w:val="18"/>
+          <w:szCs w:val="18"/>
+        </w:rPr>
+      </w:pPr>
+      <w:r>
+        <w:rPr>
+          <w:i/>
+          <w:iCs/>
+          <w:sz w:val="18"/>
+          <w:szCs w:val="18"/>
+        </w:rPr>
+        <w:t xml:space="preserve">Campos da funcionalidade:</w:t>
       </w:r>
     </w:p>
     <w:tbl>
@@ -5934,6 +5996,49 @@
     </w:p>
     <w:p>
       <w:pPr>
+        <w:jc w:val="center"/>
+      </w:pPr>
+      <w:r>
+        <w:drawing>
+          <wp:inline distT="0" distB="0" distL="0" distR="0">
+            <wp:extent cx="5852160" cy="5106924"/>
+            <wp:effectExtent l="0" t="0" r="0" b="0"/>
+            <wp:docPr id="102" name="Evento — inclusão"/>
+            <wp:cNvGraphicFramePr>
+              <a:graphicFrameLocks xmlns:a="http://schemas.openxmlformats.org/drawingml/2006/main" noChangeAspect="1"/>
+            </wp:cNvGraphicFramePr>
+            <a:graphic xmlns:a="http://schemas.openxmlformats.org/drawingml/2006/main">
+              <a:graphicData uri="http://schemas.openxmlformats.org/drawingml/2006/picture">
+                <pic:pic xmlns:pic="http://schemas.openxmlformats.org/drawingml/2006/picture">
+                  <pic:nvPicPr>
+                    <pic:cNvPr id="102" name="Evento — inclusão"/>
+                    <pic:cNvPicPr/>
+                  </pic:nvPicPr>
+                  <pic:blipFill>
+                    <a:blip r:embed="rId22"/>
+                    <a:stretch>
+                      <a:fillRect/>
+                    </a:stretch>
+                  </pic:blipFill>
+                  <pic:spPr>
+                    <a:xfrm>
+                      <a:off x="0" y="0"/>
+                      <a:ext cx="5852160" cy="5106924"/>
+                    </a:xfrm>
+                    <a:prstGeom prst="rect">
+                      <a:avLst/>
+                    </a:prstGeom>
+                  </pic:spPr>
+                </pic:pic>
+              </a:graphicData>
+            </a:graphic>
+          </wp:inline>
+        </w:drawing>
+      </w:r>
+    </w:p>
+    <w:p>
+      <w:pPr>
+        <w:jc w:val="center"/>
         <w:rPr>
           <w:i/>
           <w:iCs/>
@@ -5948,7 +6053,26 @@
           <w:sz w:val="18"/>
           <w:szCs w:val="18"/>
         </w:rPr>
-        <w:t xml:space="preserve">Sem protótipo de tela para esta funcionalidade. Campos da funcionalidade:</w:t>
+        <w:t xml:space="preserve">Evento — inclusão</w:t>
+      </w:r>
+    </w:p>
+    <w:p>
+      <w:pPr>
+        <w:rPr>
+          <w:i/>
+          <w:iCs/>
+          <w:sz w:val="18"/>
+          <w:szCs w:val="18"/>
+        </w:rPr>
+      </w:pPr>
+      <w:r>
+        <w:rPr>
+          <w:i/>
+          <w:iCs/>
+          <w:sz w:val="18"/>
+          <w:szCs w:val="18"/>
+        </w:rPr>
+        <w:t xml:space="preserve">Campos da funcionalidade:</w:t>
       </w:r>
     </w:p>
     <w:tbl>
@@ -8908,6 +9032,49 @@
     </w:p>
     <w:p>
       <w:pPr>
+        <w:jc w:val="center"/>
+      </w:pPr>
+      <w:r>
+        <w:drawing>
+          <wp:inline distT="0" distB="0" distL="0" distR="0">
+            <wp:extent cx="5852160" cy="5015484"/>
+            <wp:effectExtent l="0" t="0" r="0" b="0"/>
+            <wp:docPr id="103" name="Evento — edição"/>
+            <wp:cNvGraphicFramePr>
+              <a:graphicFrameLocks xmlns:a="http://schemas.openxmlformats.org/drawingml/2006/main" noChangeAspect="1"/>
+            </wp:cNvGraphicFramePr>
+            <a:graphic xmlns:a="http://schemas.openxmlformats.org/drawingml/2006/main">
+              <a:graphicData uri="http://schemas.openxmlformats.org/drawingml/2006/picture">
+                <pic:pic xmlns:pic="http://schemas.openxmlformats.org/drawingml/2006/picture">
+                  <pic:nvPicPr>
+                    <pic:cNvPr id="103" name="Evento — edição"/>
+                    <pic:cNvPicPr/>
+                  </pic:nvPicPr>
+                  <pic:blipFill>
+                    <a:blip r:embed="rId23"/>
+                    <a:stretch>
+                      <a:fillRect/>
+                    </a:stretch>
+                  </pic:blipFill>
+                  <pic:spPr>
+                    <a:xfrm>
+                      <a:off x="0" y="0"/>
+                      <a:ext cx="5852160" cy="5015484"/>
+                    </a:xfrm>
+                    <a:prstGeom prst="rect">
+                      <a:avLst/>
+                    </a:prstGeom>
+                  </pic:spPr>
+                </pic:pic>
+              </a:graphicData>
+            </a:graphic>
+          </wp:inline>
+        </w:drawing>
+      </w:r>
+    </w:p>
+    <w:p>
+      <w:pPr>
+        <w:jc w:val="center"/>
         <w:rPr>
           <w:i/>
           <w:iCs/>
@@ -8922,7 +9089,26 @@
           <w:sz w:val="18"/>
           <w:szCs w:val="18"/>
         </w:rPr>
-        <w:t xml:space="preserve">Sem protótipo de tela para esta funcionalidade. Campos da funcionalidade:</w:t>
+        <w:t xml:space="preserve">Evento — edição</w:t>
+      </w:r>
+    </w:p>
+    <w:p>
+      <w:pPr>
+        <w:rPr>
+          <w:i/>
+          <w:iCs/>
+          <w:sz w:val="18"/>
+          <w:szCs w:val="18"/>
+        </w:rPr>
+      </w:pPr>
+      <w:r>
+        <w:rPr>
+          <w:i/>
+          <w:iCs/>
+          <w:sz w:val="18"/>
+          <w:szCs w:val="18"/>
+        </w:rPr>
+        <w:t xml:space="preserve">Campos da funcionalidade:</w:t>
       </w:r>
     </w:p>
     <w:tbl>
@@ -11060,6 +11246,49 @@
     </w:p>
     <w:p>
       <w:pPr>
+        <w:jc w:val="center"/>
+      </w:pPr>
+      <w:r>
+        <w:drawing>
+          <wp:inline distT="0" distB="0" distL="0" distR="0">
+            <wp:extent cx="5852160" cy="4681728"/>
+            <wp:effectExtent l="0" t="0" r="0" b="0"/>
+            <wp:docPr id="104" name="Evento — visualização"/>
+            <wp:cNvGraphicFramePr>
+              <a:graphicFrameLocks xmlns:a="http://schemas.openxmlformats.org/drawingml/2006/main" noChangeAspect="1"/>
+            </wp:cNvGraphicFramePr>
+            <a:graphic xmlns:a="http://schemas.openxmlformats.org/drawingml/2006/main">
+              <a:graphicData uri="http://schemas.openxmlformats.org/drawingml/2006/picture">
+                <pic:pic xmlns:pic="http://schemas.openxmlformats.org/drawingml/2006/picture">
+                  <pic:nvPicPr>
+                    <pic:cNvPr id="104" name="Evento — visualização"/>
+                    <pic:cNvPicPr/>
+                  </pic:nvPicPr>
+                  <pic:blipFill>
+                    <a:blip r:embed="rId24"/>
+                    <a:stretch>
+                      <a:fillRect/>
+                    </a:stretch>
+                  </pic:blipFill>
+                  <pic:spPr>
+                    <a:xfrm>
+                      <a:off x="0" y="0"/>
+                      <a:ext cx="5852160" cy="4681728"/>
+                    </a:xfrm>
+                    <a:prstGeom prst="rect">
+                      <a:avLst/>
+                    </a:prstGeom>
+                  </pic:spPr>
+                </pic:pic>
+              </a:graphicData>
+            </a:graphic>
+          </wp:inline>
+        </w:drawing>
+      </w:r>
+    </w:p>
+    <w:p>
+      <w:pPr>
+        <w:jc w:val="center"/>
         <w:rPr>
           <w:i/>
           <w:iCs/>
@@ -11074,7 +11303,26 @@
           <w:sz w:val="18"/>
           <w:szCs w:val="18"/>
         </w:rPr>
-        <w:t xml:space="preserve">Sem protótipo de tela para esta funcionalidade. Campos da funcionalidade:</w:t>
+        <w:t xml:space="preserve">Evento — visualização</w:t>
+      </w:r>
+    </w:p>
+    <w:p>
+      <w:pPr>
+        <w:rPr>
+          <w:i/>
+          <w:iCs/>
+          <w:sz w:val="18"/>
+          <w:szCs w:val="18"/>
+        </w:rPr>
+      </w:pPr>
+      <w:r>
+        <w:rPr>
+          <w:i/>
+          <w:iCs/>
+          <w:sz w:val="18"/>
+          <w:szCs w:val="18"/>
+        </w:rPr>
+        <w:t xml:space="preserve">Campos da funcionalidade:</w:t>
       </w:r>
     </w:p>
     <w:tbl>
@@ -13204,6 +13452,49 @@
     </w:p>
     <w:p>
       <w:pPr>
+        <w:jc w:val="center"/>
+      </w:pPr>
+      <w:r>
+        <w:drawing>
+          <wp:inline distT="0" distB="0" distL="0" distR="0">
+            <wp:extent cx="5852160" cy="6391656"/>
+            <wp:effectExtent l="0" t="0" r="0" b="0"/>
+            <wp:docPr id="105" name="Eventos — filtros e lista"/>
+            <wp:cNvGraphicFramePr>
+              <a:graphicFrameLocks xmlns:a="http://schemas.openxmlformats.org/drawingml/2006/main" noChangeAspect="1"/>
+            </wp:cNvGraphicFramePr>
+            <a:graphic xmlns:a="http://schemas.openxmlformats.org/drawingml/2006/main">
+              <a:graphicData uri="http://schemas.openxmlformats.org/drawingml/2006/picture">
+                <pic:pic xmlns:pic="http://schemas.openxmlformats.org/drawingml/2006/picture">
+                  <pic:nvPicPr>
+                    <pic:cNvPr id="105" name="Eventos — filtros e lista"/>
+                    <pic:cNvPicPr/>
+                  </pic:nvPicPr>
+                  <pic:blipFill>
+                    <a:blip r:embed="rId25"/>
+                    <a:stretch>
+                      <a:fillRect/>
+                    </a:stretch>
+                  </pic:blipFill>
+                  <pic:spPr>
+                    <a:xfrm>
+                      <a:off x="0" y="0"/>
+                      <a:ext cx="5852160" cy="6391656"/>
+                    </a:xfrm>
+                    <a:prstGeom prst="rect">
+                      <a:avLst/>
+                    </a:prstGeom>
+                  </pic:spPr>
+                </pic:pic>
+              </a:graphicData>
+            </a:graphic>
+          </wp:inline>
+        </w:drawing>
+      </w:r>
+    </w:p>
+    <w:p>
+      <w:pPr>
+        <w:jc w:val="center"/>
         <w:rPr>
           <w:i/>
           <w:iCs/>
@@ -13218,7 +13509,88 @@
           <w:sz w:val="18"/>
           <w:szCs w:val="18"/>
         </w:rPr>
-        <w:t xml:space="preserve">Sem protótipo de tela para esta funcionalidade. Campos da funcionalidade:</w:t>
+        <w:t xml:space="preserve">Eventos — filtros e lista</w:t>
+      </w:r>
+    </w:p>
+    <w:p>
+      <w:pPr>
+        <w:jc w:val="center"/>
+      </w:pPr>
+      <w:r>
+        <w:drawing>
+          <wp:inline distT="0" distB="0" distL="0" distR="0">
+            <wp:extent cx="5852160" cy="4114800"/>
+            <wp:effectExtent l="0" t="0" r="0" b="0"/>
+            <wp:docPr id="106" name="Eventos — confirmação da exclusão"/>
+            <wp:cNvGraphicFramePr>
+              <a:graphicFrameLocks xmlns:a="http://schemas.openxmlformats.org/drawingml/2006/main" noChangeAspect="1"/>
+            </wp:cNvGraphicFramePr>
+            <a:graphic xmlns:a="http://schemas.openxmlformats.org/drawingml/2006/main">
+              <a:graphicData uri="http://schemas.openxmlformats.org/drawingml/2006/picture">
+                <pic:pic xmlns:pic="http://schemas.openxmlformats.org/drawingml/2006/picture">
+                  <pic:nvPicPr>
+                    <pic:cNvPr id="106" name="Eventos — confirmação da exclusão"/>
+                    <pic:cNvPicPr/>
+                  </pic:nvPicPr>
+                  <pic:blipFill>
+                    <a:blip r:embed="rId26"/>
+                    <a:stretch>
+                      <a:fillRect/>
+                    </a:stretch>
+                  </pic:blipFill>
+                  <pic:spPr>
+                    <a:xfrm>
+                      <a:off x="0" y="0"/>
+                      <a:ext cx="5852160" cy="4114800"/>
+                    </a:xfrm>
+                    <a:prstGeom prst="rect">
+                      <a:avLst/>
+                    </a:prstGeom>
+                  </pic:spPr>
+                </pic:pic>
+              </a:graphicData>
+            </a:graphic>
+          </wp:inline>
+        </w:drawing>
+      </w:r>
+    </w:p>
+    <w:p>
+      <w:pPr>
+        <w:jc w:val="center"/>
+        <w:rPr>
+          <w:i/>
+          <w:iCs/>
+          <w:sz w:val="18"/>
+          <w:szCs w:val="18"/>
+        </w:rPr>
+      </w:pPr>
+      <w:r>
+        <w:rPr>
+          <w:i/>
+          <w:iCs/>
+          <w:sz w:val="18"/>
+          <w:szCs w:val="18"/>
+        </w:rPr>
+        <w:t xml:space="preserve">Eventos — confirmação da exclusão</w:t>
+      </w:r>
+    </w:p>
+    <w:p>
+      <w:pPr>
+        <w:rPr>
+          <w:i/>
+          <w:iCs/>
+          <w:sz w:val="18"/>
+          <w:szCs w:val="18"/>
+        </w:rPr>
+      </w:pPr>
+      <w:r>
+        <w:rPr>
+          <w:i/>
+          <w:iCs/>
+          <w:sz w:val="18"/>
+          <w:szCs w:val="18"/>
+        </w:rPr>
+        <w:t xml:space="preserve">Campos da funcionalidade:</w:t>
       </w:r>
     </w:p>
     <w:tbl>
@@ -15877,6 +16249,49 @@
     </w:p>
     <w:p>
       <w:pPr>
+        <w:jc w:val="center"/>
+      </w:pPr>
+      <w:r>
+        <w:drawing>
+          <wp:inline distT="0" distB="0" distL="0" distR="0">
+            <wp:extent cx="5852160" cy="4572000"/>
+            <wp:effectExtent l="0" t="0" r="0" b="0"/>
+            <wp:docPr id="107" name="Janela Cargas de Convidados e Confirmados"/>
+            <wp:cNvGraphicFramePr>
+              <a:graphicFrameLocks xmlns:a="http://schemas.openxmlformats.org/drawingml/2006/main" noChangeAspect="1"/>
+            </wp:cNvGraphicFramePr>
+            <a:graphic xmlns:a="http://schemas.openxmlformats.org/drawingml/2006/main">
+              <a:graphicData uri="http://schemas.openxmlformats.org/drawingml/2006/picture">
+                <pic:pic xmlns:pic="http://schemas.openxmlformats.org/drawingml/2006/picture">
+                  <pic:nvPicPr>
+                    <pic:cNvPr id="107" name="Janela Cargas de Convidados e Confirmados"/>
+                    <pic:cNvPicPr/>
+                  </pic:nvPicPr>
+                  <pic:blipFill>
+                    <a:blip r:embed="rId27"/>
+                    <a:stretch>
+                      <a:fillRect/>
+                    </a:stretch>
+                  </pic:blipFill>
+                  <pic:spPr>
+                    <a:xfrm>
+                      <a:off x="0" y="0"/>
+                      <a:ext cx="5852160" cy="4572000"/>
+                    </a:xfrm>
+                    <a:prstGeom prst="rect">
+                      <a:avLst/>
+                    </a:prstGeom>
+                  </pic:spPr>
+                </pic:pic>
+              </a:graphicData>
+            </a:graphic>
+          </wp:inline>
+        </w:drawing>
+      </w:r>
+    </w:p>
+    <w:p>
+      <w:pPr>
+        <w:jc w:val="center"/>
         <w:rPr>
           <w:i/>
           <w:iCs/>
@@ -15891,7 +16306,26 @@
           <w:sz w:val="18"/>
           <w:szCs w:val="18"/>
         </w:rPr>
-        <w:t xml:space="preserve">Sem protótipo de tela para esta funcionalidade. Campos da funcionalidade:</w:t>
+        <w:t xml:space="preserve">Janela Cargas de Convidados e Confirmados</w:t>
+      </w:r>
+    </w:p>
+    <w:p>
+      <w:pPr>
+        <w:rPr>
+          <w:i/>
+          <w:iCs/>
+          <w:sz w:val="18"/>
+          <w:szCs w:val="18"/>
+        </w:rPr>
+      </w:pPr>
+      <w:r>
+        <w:rPr>
+          <w:i/>
+          <w:iCs/>
+          <w:sz w:val="18"/>
+          <w:szCs w:val="18"/>
+        </w:rPr>
+        <w:t xml:space="preserve">Campos da funcionalidade:</w:t>
       </w:r>
     </w:p>
     <w:tbl>
@@ -20178,6 +20612,49 @@
     </w:p>
     <w:p>
       <w:pPr>
+        <w:jc w:val="center"/>
+      </w:pPr>
+      <w:r>
+        <w:drawing>
+          <wp:inline distT="0" distB="0" distL="0" distR="0">
+            <wp:extent cx="5852160" cy="4572000"/>
+            <wp:effectExtent l="0" t="0" r="0" b="0"/>
+            <wp:docPr id="108" name="Janela Cargas de Convidados e Confirmados"/>
+            <wp:cNvGraphicFramePr>
+              <a:graphicFrameLocks xmlns:a="http://schemas.openxmlformats.org/drawingml/2006/main" noChangeAspect="1"/>
+            </wp:cNvGraphicFramePr>
+            <a:graphic xmlns:a="http://schemas.openxmlformats.org/drawingml/2006/main">
+              <a:graphicData uri="http://schemas.openxmlformats.org/drawingml/2006/picture">
+                <pic:pic xmlns:pic="http://schemas.openxmlformats.org/drawingml/2006/picture">
+                  <pic:nvPicPr>
+                    <pic:cNvPr id="108" name="Janela Cargas de Convidados e Confirmados"/>
+                    <pic:cNvPicPr/>
+                  </pic:nvPicPr>
+                  <pic:blipFill>
+                    <a:blip r:embed="rId28"/>
+                    <a:stretch>
+                      <a:fillRect/>
+                    </a:stretch>
+                  </pic:blipFill>
+                  <pic:spPr>
+                    <a:xfrm>
+                      <a:off x="0" y="0"/>
+                      <a:ext cx="5852160" cy="4572000"/>
+                    </a:xfrm>
+                    <a:prstGeom prst="rect">
+                      <a:avLst/>
+                    </a:prstGeom>
+                  </pic:spPr>
+                </pic:pic>
+              </a:graphicData>
+            </a:graphic>
+          </wp:inline>
+        </w:drawing>
+      </w:r>
+    </w:p>
+    <w:p>
+      <w:pPr>
+        <w:jc w:val="center"/>
         <w:rPr>
           <w:i/>
           <w:iCs/>
@@ -20192,7 +20669,26 @@
           <w:sz w:val="18"/>
           <w:szCs w:val="18"/>
         </w:rPr>
-        <w:t xml:space="preserve">Sem protótipo de tela para esta funcionalidade. Campos da funcionalidade:</w:t>
+        <w:t xml:space="preserve">Janela Cargas de Convidados e Confirmados</w:t>
+      </w:r>
+    </w:p>
+    <w:p>
+      <w:pPr>
+        <w:rPr>
+          <w:i/>
+          <w:iCs/>
+          <w:sz w:val="18"/>
+          <w:szCs w:val="18"/>
+        </w:rPr>
+      </w:pPr>
+      <w:r>
+        <w:rPr>
+          <w:i/>
+          <w:iCs/>
+          <w:sz w:val="18"/>
+          <w:szCs w:val="18"/>
+        </w:rPr>
+        <w:t xml:space="preserve">Campos da funcionalidade:</w:t>
       </w:r>
     </w:p>
     <w:tbl>
@@ -24288,6 +24784,49 @@
     </w:p>
     <w:p>
       <w:pPr>
+        <w:jc w:val="center"/>
+      </w:pPr>
+      <w:r>
+        <w:drawing>
+          <wp:inline distT="0" distB="0" distL="0" distR="0">
+            <wp:extent cx="5852160" cy="4572000"/>
+            <wp:effectExtent l="0" t="0" r="0" b="0"/>
+            <wp:docPr id="109" name="Janela Cargas — seção Inscritos do CRM"/>
+            <wp:cNvGraphicFramePr>
+              <a:graphicFrameLocks xmlns:a="http://schemas.openxmlformats.org/drawingml/2006/main" noChangeAspect="1"/>
+            </wp:cNvGraphicFramePr>
+            <a:graphic xmlns:a="http://schemas.openxmlformats.org/drawingml/2006/main">
+              <a:graphicData uri="http://schemas.openxmlformats.org/drawingml/2006/picture">
+                <pic:pic xmlns:pic="http://schemas.openxmlformats.org/drawingml/2006/picture">
+                  <pic:nvPicPr>
+                    <pic:cNvPr id="109" name="Janela Cargas — seção Inscritos do CRM"/>
+                    <pic:cNvPicPr/>
+                  </pic:nvPicPr>
+                  <pic:blipFill>
+                    <a:blip r:embed="rId29"/>
+                    <a:stretch>
+                      <a:fillRect/>
+                    </a:stretch>
+                  </pic:blipFill>
+                  <pic:spPr>
+                    <a:xfrm>
+                      <a:off x="0" y="0"/>
+                      <a:ext cx="5852160" cy="4572000"/>
+                    </a:xfrm>
+                    <a:prstGeom prst="rect">
+                      <a:avLst/>
+                    </a:prstGeom>
+                  </pic:spPr>
+                </pic:pic>
+              </a:graphicData>
+            </a:graphic>
+          </wp:inline>
+        </w:drawing>
+      </w:r>
+    </w:p>
+    <w:p>
+      <w:pPr>
+        <w:jc w:val="center"/>
         <w:rPr>
           <w:i/>
           <w:iCs/>
@@ -24302,7 +24841,26 @@
           <w:sz w:val="18"/>
           <w:szCs w:val="18"/>
         </w:rPr>
-        <w:t xml:space="preserve">Sem protótipo de tela para esta funcionalidade. Campos da funcionalidade:</w:t>
+        <w:t xml:space="preserve">Janela Cargas — seção Inscritos do CRM</w:t>
+      </w:r>
+    </w:p>
+    <w:p>
+      <w:pPr>
+        <w:rPr>
+          <w:i/>
+          <w:iCs/>
+          <w:sz w:val="18"/>
+          <w:szCs w:val="18"/>
+        </w:rPr>
+      </w:pPr>
+      <w:r>
+        <w:rPr>
+          <w:i/>
+          <w:iCs/>
+          <w:sz w:val="18"/>
+          <w:szCs w:val="18"/>
+        </w:rPr>
+        <w:t xml:space="preserve">Campos da funcionalidade:</w:t>
       </w:r>
     </w:p>
     <w:tbl>
@@ -27099,6 +27657,49 @@
     </w:p>
     <w:p>
       <w:pPr>
+        <w:jc w:val="center"/>
+      </w:pPr>
+      <w:r>
+        <w:drawing>
+          <wp:inline distT="0" distB="0" distL="0" distR="0">
+            <wp:extent cx="5852160" cy="6391656"/>
+            <wp:effectExtent l="0" t="0" r="0" b="0"/>
+            <wp:docPr id="110" name="Eventos — filtros e lista"/>
+            <wp:cNvGraphicFramePr>
+              <a:graphicFrameLocks xmlns:a="http://schemas.openxmlformats.org/drawingml/2006/main" noChangeAspect="1"/>
+            </wp:cNvGraphicFramePr>
+            <a:graphic xmlns:a="http://schemas.openxmlformats.org/drawingml/2006/main">
+              <a:graphicData uri="http://schemas.openxmlformats.org/drawingml/2006/picture">
+                <pic:pic xmlns:pic="http://schemas.openxmlformats.org/drawingml/2006/picture">
+                  <pic:nvPicPr>
+                    <pic:cNvPr id="110" name="Eventos — filtros e lista"/>
+                    <pic:cNvPicPr/>
+                  </pic:nvPicPr>
+                  <pic:blipFill>
+                    <a:blip r:embed="rId30"/>
+                    <a:stretch>
+                      <a:fillRect/>
+                    </a:stretch>
+                  </pic:blipFill>
+                  <pic:spPr>
+                    <a:xfrm>
+                      <a:off x="0" y="0"/>
+                      <a:ext cx="5852160" cy="6391656"/>
+                    </a:xfrm>
+                    <a:prstGeom prst="rect">
+                      <a:avLst/>
+                    </a:prstGeom>
+                  </pic:spPr>
+                </pic:pic>
+              </a:graphicData>
+            </a:graphic>
+          </wp:inline>
+        </w:drawing>
+      </w:r>
+    </w:p>
+    <w:p>
+      <w:pPr>
+        <w:jc w:val="center"/>
         <w:rPr>
           <w:i/>
           <w:iCs/>
@@ -27113,7 +27714,26 @@
           <w:sz w:val="18"/>
           <w:szCs w:val="18"/>
         </w:rPr>
-        <w:t xml:space="preserve">Sem protótipo de tela para esta funcionalidade. Campos da funcionalidade:</w:t>
+        <w:t xml:space="preserve">Eventos — filtros e lista</w:t>
+      </w:r>
+    </w:p>
+    <w:p>
+      <w:pPr>
+        <w:rPr>
+          <w:i/>
+          <w:iCs/>
+          <w:sz w:val="18"/>
+          <w:szCs w:val="18"/>
+        </w:rPr>
+      </w:pPr>
+      <w:r>
+        <w:rPr>
+          <w:i/>
+          <w:iCs/>
+          <w:sz w:val="18"/>
+          <w:szCs w:val="18"/>
+        </w:rPr>
+        <w:t xml:space="preserve">Campos da funcionalidade:</w:t>
       </w:r>
     </w:p>
     <w:tbl>
